--- a/protocol/PCNE_protocol_deviation_offspring_age_class_2026-08-18.docx
+++ b/protocol/PCNE_protocol_deviation_offspring_age_class_2026-08-18.docx
@@ -23,12 +23,7 @@
         <w:spacing w:before="0" w:after="320" w:line="240" w:lineRule="auto"/>
       </w:pPr>
       <w:r>
-        <w:rPr>
-          <w:rFonts w:ascii="Calibri" w:hAnsi="Calibri"/>
-          <w:color w:val="373737"/>
-          <w:sz w:val="28"/>
-        </w:rPr>
-        <w:t>Offspring age classification for descriptive and sensitivity analyses</w:t>
+        <w:t>Offspring age classification and standardized acoustic frequency-range variable</w:t>
       </w:r>
     </w:p>
     <w:p>
@@ -60,21 +55,7 @@
         <w:spacing w:before="0" w:after="40" w:line="240" w:lineRule="auto"/>
       </w:pPr>
       <w:r>
-        <w:rPr>
-          <w:rFonts w:ascii="Calibri" w:hAnsi="Calibri"/>
-          <w:b/>
-          <w:color w:val="000000"/>
-          <w:sz w:val="22"/>
-        </w:rPr>
-        <w:t xml:space="preserve">Decision date: </w:t>
-      </w:r>
-      <w:r>
-        <w:rPr>
-          <w:rFonts w:ascii="Calibri" w:hAnsi="Calibri"/>
-          <w:color w:val="000000"/>
-          <w:sz w:val="22"/>
-        </w:rPr>
-        <w:t>18 August 2026</w:t>
+        <w:t>Initial decision date: 18 August 2026; updated: 28 August 2026</w:t>
       </w:r>
     </w:p>
     <w:p>
@@ -83,21 +64,7 @@
         <w:spacing w:before="0" w:after="40" w:line="240" w:lineRule="auto"/>
       </w:pPr>
       <w:r>
-        <w:rPr>
-          <w:rFonts w:ascii="Calibri" w:hAnsi="Calibri"/>
-          <w:b/>
-          <w:color w:val="000000"/>
-          <w:sz w:val="22"/>
-        </w:rPr>
-        <w:t xml:space="preserve">Status: </w:t>
-      </w:r>
-      <w:r>
-        <w:rPr>
-          <w:rFonts w:ascii="Calibri" w:hAnsi="Calibri"/>
-          <w:color w:val="000000"/>
-          <w:sz w:val="22"/>
-        </w:rPr>
-        <w:t>Approved for the v10 codebook and analysis preparation</w:t>
+        <w:t>Status: Approved for the codebook and analysis preparation</w:t>
       </w:r>
     </w:p>
     <w:p>
@@ -106,21 +73,7 @@
         <w:spacing w:before="0" w:after="40" w:line="240" w:lineRule="auto"/>
       </w:pPr>
       <w:r>
-        <w:rPr>
-          <w:rFonts w:ascii="Calibri" w:hAnsi="Calibri"/>
-          <w:b/>
-          <w:color w:val="000000"/>
-          <w:sz w:val="22"/>
-        </w:rPr>
-        <w:t xml:space="preserve">Scope: </w:t>
-      </w:r>
-      <w:r>
-        <w:rPr>
-          <w:rFonts w:ascii="Calibri" w:hAnsi="Calibri"/>
-          <w:color w:val="000000"/>
-          <w:sz w:val="22"/>
-        </w:rPr>
-        <w:t>Post-extraction classification; no change to eligibility, extraction, or the primary continuous age moderator</w:t>
+        <w:t>Scope: Post-extraction classifications and variable naming; no change to eligibility, author-reported data, or effect-size calculations</w:t>
       </w:r>
     </w:p>
     <w:p>
@@ -1262,6 +1215,29 @@
         <w:t>Bell (2018) is the threshold authority for the operational rule. Moore et al. (2011) is retained as supporting context for mouse adolescence and behavioural testing across development.</w:t>
       </w:r>
     </w:p>
+    <w:p>
+      <w:pPr>
+        <w:pStyle w:val="Heading1"/>
+      </w:pPr>
+      <w:r>
+        <w:t>6. Standardized acoustic frequency-range variable</w:t>
+      </w:r>
+    </w:p>
+    <w:p>
+      <w:r>
+        <w:t>The extraction database previously used noise_type_2 for a standardized classification with Audible, Ultrasound, and Unclear. The variable name did not state what these categories represented.</w:t>
+      </w:r>
+    </w:p>
+    <w:p>
+      <w:r>
+        <w:t>Approved change: rename noise_type_2 to noise_frequency_range. The category values and classifications remain unchanged. This is a variable-name clarification and does not change eligibility, extracted values, effect sizes, VCV matrices, or model specifications.</w:t>
+      </w:r>
+    </w:p>
+    <w:p>
+      <w:r>
+        <w:t>Codebook definition: Standardized acoustic frequency range of the exposure: Audible, Ultrasound, or Unclear. The uni-moderator analysis treats Unclear as missing rather than as a moderator level.</w:t>
+      </w:r>
+    </w:p>
     <w:sectPr>
       <w:headerReference w:type="default" r:id="rId9"/>
       <w:footerReference w:type="default" r:id="rId10"/>

--- a/protocol/PCNE_protocol_deviation_offspring_age_class_2026-08-18.docx
+++ b/protocol/PCNE_protocol_deviation_offspring_age_class_2026-08-18.docx
@@ -1004,7 +1004,7 @@
           <w:color w:val="000000"/>
           <w:sz w:val="22"/>
         </w:rPr>
-        <w:t>The clean extraction file adds offspring_age_class immediately after offspring_age_d. It also renames gest_stage_ex_new to gest_window and uses the approved labels early_mid, mid_late, late, and full_gestation.</w:t>
+        <w:t>The clean extraction file adds offspring_age_class immediately after offspring_age_d. The analysis-ready dataset retains gest_stage_ex as the registered extracted variable and adds gest_stage_ex_standardised as a derived analysis variable, using the approved labels early_mid, mid_late, late, and full_gestation.</w:t>
       </w:r>
     </w:p>
     <w:p>
